--- a/applications/STRONG/Optum - Business Intelligence Analyst - 2026-08-27/cover_letter.docx
+++ b/applications/STRONG/Optum - Business Intelligence Analyst - 2026-08-27/cover_letter.docx
@@ -226,7 +226,7 @@
           <w:color w:val="09152A"/>
           <w:sz w:val="22"/>
         </w:rPr>
-        <w:t>In my current freelance practice, I am building BI solutions and executive reporting infrastructure for clients including callcathai.online, primelayertrades.com, and hereraspreadsheets.com — developing dashboards, segmentation models, business case analyses, and data visualization tools that connect raw data to the decisions leaders need to make. Data quality and normalization discipline is embedded in every pipeline I build.</w:t>
+        <w:t>In my current freelance practice, I am building BI solutions and executive reporting infrastructure for clients including callcatchai.online, primelayertrades.com, and hereraspreadsheets.com — developing dashboards, segmentation models, business case analyses, and data visualization tools that connect raw data to the decisions leaders need to make. Data quality and normalization discipline is embedded in every pipeline I build.</w:t>
       </w:r>
     </w:p>
     <w:p>
